--- a/docs/reports/reservation_visual_objectives/strict_reservation_visual_objectives_memo.docx
+++ b/docs/reports/reservation_visual_objectives/strict_reservation_visual_objectives_memo.docx
@@ -29,7 +29,7 @@
     </w:p>
     <w:p>
       <w:r>
-        <w:t>This memo is exploratory and visual, not a policy recommendation. It compares strict Class 1 reservation to pooled FCFS for different values of Q.</w:t>
+        <w:t>This memo is exploratory and visual, not a policy recommendation. It compares strict Class 1 reservation to pooled FCFS for different values of Q. It uses booked-slot utilization.</w:t>
       </w:r>
     </w:p>
     <w:p>
